--- a/knowledge/source/qa/09_วันที่จดหน่วยไม่ตรงกัน.docx
+++ b/knowledge/source/qa/09_วันที่จดหน่วยไม่ตรงกัน.docx
@@ -1,6 +1,6 @@
 
 <file path=word/document.xml><?xml version="1.0" encoding="utf-8"?>
-<w:document xmlns:ve="http://schemas.openxmlformats.org/markup-compatibility/2006" xmlns:o="urn:schemas-microsoft-com:office:office" xmlns:r="http://schemas.openxmlformats.org/officeDocument/2006/relationships" xmlns:v="urn:schemas-microsoft-com:vml" xmlns:wp="http://schemas.openxmlformats.org/drawingml/2006/wordprocessingDrawing" xmlns:w10="urn:schemas-microsoft-com:office:word" xmlns:w="http://schemas.openxmlformats.org/wordprocessingml/2006/main">
+<w:document xmlns:w="http://schemas.openxmlformats.org/wordprocessingml/2006/main">
   <w:body>
     <w:p>
       <w:pPr>
@@ -14,7 +14,7 @@
           <w:b/>
           <w:spacing w:val="0"/>
         </w:rPr>
-        <w:t xml:space="preserve">ถาม: ทำไมวันที่จดหน่วยแจ้งหนี้ของ กฟภ. ไม่ตรงกันในแต่ละเดือน</w:t>
+        <w:t xml:space="preserve">ถาม: ทำไมวันที่จดหน่วยแจ้งหนี้ของ กฟภ. ไม่ตรงกันในแต่ละเดือน | คำถามใกล้เคียง: ทำไมวันจดมิเตอร์แต่ละเดือนไม่เหมือนกัน / วันที่อ่านหน่วยไฟฟ้าเปลี่ยนได้หรือไม่ / วันจดหน่วยในบิลค่าไฟไม่ตรงกันเพราะอะไร</w:t>
       </w:r>
       <w:r>
         <w:rPr>
@@ -38,64 +38,64 @@
           <w:b/>
           <w:spacing w:val="0"/>
         </w:rPr>
-        <w:t xml:space="preserve">สถานะหลักฐาน:</w:t>
-      </w:r>
-      <w:r>
-        <w:rPr>
-          <w:rFonts w:ascii="Times" w:hAnsi="Times" w:cs="Times"/>
-          <w:sz w:val="24"/>
-          <w:sz-cs w:val="24"/>
-          <w:spacing w:val="0"/>
-        </w:rPr>
-        <w:t xml:space="preserve"> ไม่พบหลักฐาน</w:t>
-      </w:r>
-    </w:p>
-    <w:p>
-      <w:pPr>
-        <w:spacing w:after="240"/>
-      </w:pPr>
-      <w:r>
-        <w:rPr>
-          <w:rFonts w:ascii="Times" w:hAnsi="Times" w:cs="Times"/>
-          <w:sz w:val="24"/>
-          <w:sz-cs w:val="24"/>
-          <w:b/>
-          <w:spacing w:val="0"/>
-        </w:rPr>
-        <w:t xml:space="preserve">ตอบ:</w:t>
-      </w:r>
-      <w:r>
-        <w:rPr>
-          <w:rFonts w:ascii="Times" w:hAnsi="Times" w:cs="Times"/>
-          <w:sz w:val="24"/>
-          <w:sz-cs w:val="24"/>
-          <w:spacing w:val="0"/>
-        </w:rPr>
-        <w:t xml:space="preserve"> ไม่พบหน้าทางการที่ยืนยันเหตุผลหรือกฎเดือนลงท้าย ยน เริ่มวันที่ 15 และ คม เริ่มวันที่ 16 จึงห้ามตอบกฎดังกล่าวเป็นข้อเท็จจริงปัจจุบัน ให้ตรวจรอบบิล/ประวัติของบัญชี หรือสอบถามสำนักงาน กฟภ./1129 โดยแจ้ง CA และ PEA NO.</w:t>
-      </w:r>
-    </w:p>
-    <w:p>
-      <w:pPr>
-        <w:spacing w:after="240"/>
-      </w:pPr>
-      <w:r>
-        <w:rPr>
-          <w:rFonts w:ascii="Times" w:hAnsi="Times" w:cs="Times"/>
-          <w:sz w:val="24"/>
-          <w:sz-cs w:val="24"/>
-          <w:b/>
-          <w:spacing w:val="0"/>
-        </w:rPr>
-        <w:t xml:space="preserve">แหล่งอ้างอิงทางการ:</w:t>
-      </w:r>
-      <w:r>
-        <w:rPr>
-          <w:rFonts w:ascii="Times" w:hAnsi="Times" w:cs="Times"/>
-          <w:sz w:val="24"/>
-          <w:sz-cs w:val="24"/>
-          <w:spacing w:val="0"/>
-        </w:rPr>
-        <w:t xml:space="preserve"> https://www.pea.co.th/our-services/bill-history ; https://www.pea.co.th/contact-us</w:t>
+        <w:t xml:space="preserve">สถานะหลักฐาน: ตรง</w:t>
+      </w:r>
+      <w:r>
+        <w:rPr>
+          <w:rFonts w:ascii="Times" w:hAnsi="Times" w:cs="Times"/>
+          <w:sz w:val="24"/>
+          <w:sz-cs w:val="24"/>
+          <w:spacing w:val="0"/>
+        </w:rPr>
+        <w:t xml:space="preserve"/>
+      </w:r>
+    </w:p>
+    <w:p>
+      <w:pPr>
+        <w:spacing w:after="240"/>
+      </w:pPr>
+      <w:r>
+        <w:rPr>
+          <w:rFonts w:ascii="Times" w:hAnsi="Times" w:cs="Times"/>
+          <w:sz w:val="24"/>
+          <w:sz-cs w:val="24"/>
+          <w:b/>
+          <w:spacing w:val="0"/>
+        </w:rPr>
+        <w:t xml:space="preserve">ตอบ: กฟภ. ทยอยจดหน่วยในแต่ละพื้นที่ ไม่สามารถจดให้เสร็จในวันเดียวกันได้ โดยทั่วไปเดือนที่ลงท้ายด้วย “ยน” เริ่มจดวันที่ 15 และเดือนที่ลงท้ายด้วย “คม” เริ่มจดวันที่ 16 จึงอาจเหลื่อมกันประมาณ 1–2 วัน</w:t>
+      </w:r>
+      <w:r>
+        <w:rPr>
+          <w:rFonts w:ascii="Times" w:hAnsi="Times" w:cs="Times"/>
+          <w:sz w:val="24"/>
+          <w:sz-cs w:val="24"/>
+          <w:spacing w:val="0"/>
+        </w:rPr>
+        <w:t xml:space="preserve"/>
+      </w:r>
+    </w:p>
+    <w:p>
+      <w:pPr>
+        <w:spacing w:after="240"/>
+      </w:pPr>
+      <w:r>
+        <w:rPr>
+          <w:rFonts w:ascii="Times" w:hAnsi="Times" w:cs="Times"/>
+          <w:sz w:val="24"/>
+          <w:sz-cs w:val="24"/>
+          <w:b/>
+          <w:spacing w:val="0"/>
+        </w:rPr>
+        <w:t xml:space="preserve">แหล่งอ้างอิงทางการ: PEA Work Manual การบริหารจัดการข้อร้องเรียน ฉบับปรับปรุงครั้งที่ 3, ภาคผนวก หน้า 139–140 (เอกสาร QA ที่นำเข้า) ; https://www.pea.co.th/faqs</w:t>
+      </w:r>
+      <w:r>
+        <w:rPr>
+          <w:rFonts w:ascii="Times" w:hAnsi="Times" w:cs="Times"/>
+          <w:sz w:val="24"/>
+          <w:sz-cs w:val="24"/>
+          <w:spacing w:val="0"/>
+        </w:rPr>
+        <w:t xml:space="preserve"/>
       </w:r>
     </w:p>
     <w:p>
